--- a/arb/docx/22.content.docx
+++ b/arb/docx/22.content.docx
@@ -307,23 +307,7 @@
           <w:cs/>
           <w:lang w:val="ar_AE" w:bidi="ar_AE"/>
         </w:rPr>
-        <w:t xml:space="preserve">هذه الآية هي مصدر عنوان السفر، حيث يوضح نوع الكتابة (نشيد) ويشير للكاتب المحتمل لبعض أو كل أجزاء السفر (انظر </w:t>
-      </w:r>
-      <w:r>
-        <w:rPr>
-          <w:rtl/>
-          <w:cs/>
-          <w:lang w:val="ar_AE" w:bidi="ar_AE"/>
-        </w:rPr>
-        <w:t>مقدمة سفر نشيد الأنشاد</w:t>
-      </w:r>
-      <w:r>
-        <w:rPr>
-          <w:rtl/>
-          <w:cs/>
-          <w:lang w:val="ar_AE" w:bidi="ar_AE"/>
-        </w:rPr>
-        <w:t xml:space="preserve">، "الكاتب"). تفهم ترجمة فاندايك بشكل صحيح أن تعبير نشيد الأنشاد هو صيغة تفضيل بالعبرية، لذا فإن هذا النشيد هو الأعلى أو الأفضل أو الأسمى، وهو ما يعني على الأرجح أنه أكثر روعة من أي نشيد آخر من نشائد سليمان الـ 1,005 الأخرى (انظر </w:t>
+        <w:t xml:space="preserve">هذه الآية هي مصدر عنوان السفر، حيث يوضح نوع الكتابة (نشيد) ويشير للكاتب المحتمل لبعض أو كل أجزاء السفر (انظر مقدمة سفر نشيد الأنشاد، "الكاتب"). تفهم ترجمة فاندايك بشكل صحيح أن تعبير نشيد الأنشاد هو صيغة تفضيل بالعبرية، لذا فإن هذا النشيد هو الأعلى أو الأفضل أو الأسمى، وهو ما يعني على الأرجح أنه أكثر روعة من أي نشيد آخر من نشائد سليمان الـ 1,005 الأخرى (انظر </w:t>
       </w:r>
       <w:r>
         <w:rPr>
